--- a/법률/계약/매매계약서 (동산).docx
+++ b/법률/계약/매매계약서 (동산).docx
@@ -4,7 +4,7 @@
   <w:body>
     <w:p>
       <w:pPr>
-        <w:spacing w:after="40" w:before="0" w:line="312" w:lineRule="auto"/>
+        <w:spacing w:after="50" w:before="0" w:line="312" w:lineRule="auto"/>
         <w:jc w:val="center"/>
       </w:pPr>
       <w:r>
@@ -19,7 +19,7 @@
     </w:p>
     <w:p>
       <w:pPr>
-        <w:spacing w:after="100" w:before="0" w:line="312" w:lineRule="auto"/>
+        <w:spacing w:after="124" w:before="0" w:line="312" w:lineRule="auto"/>
         <w:jc w:val="left"/>
         <w:pBdr>
           <w:bottom w:val="single" w:sz="14" w:space="2" w:color="24384F"/>
@@ -35,7 +35,7 @@
     </w:p>
     <w:p>
       <w:pPr>
-        <w:spacing w:after="80" w:before="0" w:line="312" w:lineRule="auto"/>
+        <w:spacing w:after="100" w:before="0" w:line="312" w:lineRule="auto"/>
         <w:jc w:val="center"/>
       </w:pPr>
       <w:r>
@@ -49,7 +49,7 @@
     </w:p>
     <w:p>
       <w:pPr>
-        <w:spacing w:after="40" w:before="80" w:line="312" w:lineRule="auto"/>
+        <w:spacing w:after="50" w:before="100" w:line="312" w:lineRule="auto"/>
         <w:jc w:val="left"/>
         <w:pBdr>
           <w:bottom w:val="single" w:sz="6" w:space="2" w:color="C9D2DD"/>
@@ -90,7 +90,7 @@
       </w:tblGrid>
       <w:tr>
         <w:trPr>
-          <w:trHeight w:val="453" w:hRule="atLeast"/>
+          <w:trHeight w:val="564" w:hRule="atLeast"/>
         </w:trPr>
         <w:tc>
           <w:tcPr>
@@ -205,7 +205,7 @@
       </w:tr>
       <w:tr>
         <w:trPr>
-          <w:trHeight w:val="453" w:hRule="atLeast"/>
+          <w:trHeight w:val="564" w:hRule="atLeast"/>
         </w:trPr>
         <w:tc>
           <w:tcPr>
@@ -320,7 +320,7 @@
       </w:tr>
       <w:tr>
         <w:trPr>
-          <w:trHeight w:val="453" w:hRule="atLeast"/>
+          <w:trHeight w:val="564" w:hRule="atLeast"/>
         </w:trPr>
         <w:tc>
           <w:tcPr>
@@ -435,7 +435,7 @@
       </w:tr>
       <w:tr>
         <w:trPr>
-          <w:trHeight w:val="453" w:hRule="atLeast"/>
+          <w:trHeight w:val="564" w:hRule="atLeast"/>
         </w:trPr>
         <w:tc>
           <w:tcPr>
@@ -497,7 +497,7 @@
     </w:tbl>
     <w:p>
       <w:pPr>
-        <w:spacing w:after="40" w:before="0" w:line="312" w:lineRule="auto"/>
+        <w:spacing w:after="50" w:before="0" w:line="312" w:lineRule="auto"/>
         <w:jc w:val="left"/>
       </w:pPr>
       <w:r>
@@ -510,7 +510,7 @@
     </w:p>
     <w:p>
       <w:pPr>
-        <w:spacing w:after="40" w:before="80" w:line="312" w:lineRule="auto"/>
+        <w:spacing w:after="50" w:before="100" w:line="312" w:lineRule="auto"/>
         <w:jc w:val="left"/>
         <w:pBdr>
           <w:bottom w:val="single" w:sz="6" w:space="2" w:color="C9D2DD"/>
@@ -551,7 +551,7 @@
       </w:tblGrid>
       <w:tr>
         <w:trPr>
-          <w:trHeight w:val="453" w:hRule="atLeast"/>
+          <w:trHeight w:val="564" w:hRule="atLeast"/>
         </w:trPr>
         <w:tc>
           <w:tcPr>
@@ -613,7 +613,7 @@
       </w:tr>
       <w:tr>
         <w:trPr>
-          <w:trHeight w:val="453" w:hRule="atLeast"/>
+          <w:trHeight w:val="564" w:hRule="atLeast"/>
         </w:trPr>
         <w:tc>
           <w:tcPr>
@@ -728,7 +728,7 @@
       </w:tr>
       <w:tr>
         <w:trPr>
-          <w:trHeight w:val="453" w:hRule="atLeast"/>
+          <w:trHeight w:val="564" w:hRule="atLeast"/>
         </w:trPr>
         <w:tc>
           <w:tcPr>
@@ -843,7 +843,7 @@
       </w:tr>
       <w:tr>
         <w:trPr>
-          <w:trHeight w:val="453" w:hRule="atLeast"/>
+          <w:trHeight w:val="564" w:hRule="atLeast"/>
         </w:trPr>
         <w:tc>
           <w:tcPr>
@@ -958,7 +958,7 @@
       </w:tr>
       <w:tr>
         <w:trPr>
-          <w:trHeight w:val="453" w:hRule="atLeast"/>
+          <w:trHeight w:val="564" w:hRule="atLeast"/>
         </w:trPr>
         <w:tc>
           <w:tcPr>
@@ -1074,7 +1074,7 @@
     </w:tbl>
     <w:p>
       <w:pPr>
-        <w:spacing w:after="40" w:before="0" w:line="312" w:lineRule="auto"/>
+        <w:spacing w:after="50" w:before="0" w:line="312" w:lineRule="auto"/>
         <w:jc w:val="left"/>
       </w:pPr>
       <w:r>
@@ -1087,7 +1087,7 @@
     </w:p>
     <w:p>
       <w:pPr>
-        <w:spacing w:after="40" w:before="100" w:line="312" w:lineRule="auto"/>
+        <w:spacing w:after="50" w:before="124" w:line="312" w:lineRule="auto"/>
         <w:jc w:val="left"/>
       </w:pPr>
       <w:r>
@@ -1101,7 +1101,7 @@
     </w:p>
     <w:p>
       <w:pPr>
-        <w:spacing w:after="40" w:before="0" w:line="312" w:lineRule="auto"/>
+        <w:spacing w:after="50" w:before="0" w:line="312" w:lineRule="auto"/>
         <w:ind w:left="170"/>
         <w:jc w:val="both"/>
       </w:pPr>
@@ -1116,7 +1116,7 @@
     </w:p>
     <w:p>
       <w:pPr>
-        <w:spacing w:after="40" w:before="100" w:line="312" w:lineRule="auto"/>
+        <w:spacing w:after="50" w:before="124" w:line="312" w:lineRule="auto"/>
         <w:jc w:val="left"/>
       </w:pPr>
       <w:r>
@@ -1130,7 +1130,7 @@
     </w:p>
     <w:p>
       <w:pPr>
-        <w:spacing w:after="40" w:before="0" w:line="312" w:lineRule="auto"/>
+        <w:spacing w:after="50" w:before="0" w:line="312" w:lineRule="auto"/>
         <w:ind w:left="170"/>
         <w:jc w:val="both"/>
       </w:pPr>
@@ -1145,7 +1145,7 @@
     </w:p>
     <w:p>
       <w:pPr>
-        <w:spacing w:after="40" w:before="0" w:line="312" w:lineRule="auto"/>
+        <w:spacing w:after="50" w:before="0" w:line="312" w:lineRule="auto"/>
         <w:ind w:left="170"/>
         <w:jc w:val="both"/>
       </w:pPr>
@@ -1160,7 +1160,7 @@
     </w:p>
     <w:p>
       <w:pPr>
-        <w:spacing w:after="40" w:before="100" w:line="312" w:lineRule="auto"/>
+        <w:spacing w:after="50" w:before="124" w:line="312" w:lineRule="auto"/>
         <w:jc w:val="left"/>
       </w:pPr>
       <w:r>
@@ -1174,7 +1174,7 @@
     </w:p>
     <w:p>
       <w:pPr>
-        <w:spacing w:after="40" w:before="0" w:line="312" w:lineRule="auto"/>
+        <w:spacing w:after="50" w:before="0" w:line="312" w:lineRule="auto"/>
         <w:ind w:left="170"/>
         <w:jc w:val="both"/>
       </w:pPr>
@@ -1189,7 +1189,7 @@
     </w:p>
     <w:p>
       <w:pPr>
-        <w:spacing w:after="40" w:before="0" w:line="312" w:lineRule="auto"/>
+        <w:spacing w:after="50" w:before="0" w:line="312" w:lineRule="auto"/>
         <w:ind w:left="170"/>
         <w:jc w:val="both"/>
       </w:pPr>
@@ -1209,7 +1209,7 @@
     </w:p>
     <w:p>
       <w:pPr>
-        <w:spacing w:after="40" w:before="100" w:line="312" w:lineRule="auto"/>
+        <w:spacing w:after="50" w:before="124" w:line="312" w:lineRule="auto"/>
         <w:jc w:val="left"/>
       </w:pPr>
       <w:r>
@@ -1223,7 +1223,7 @@
     </w:p>
     <w:p>
       <w:pPr>
-        <w:spacing w:after="40" w:before="0" w:line="312" w:lineRule="auto"/>
+        <w:spacing w:after="50" w:before="0" w:line="312" w:lineRule="auto"/>
         <w:ind w:left="170"/>
         <w:jc w:val="both"/>
       </w:pPr>
@@ -1238,7 +1238,7 @@
     </w:p>
     <w:p>
       <w:pPr>
-        <w:spacing w:after="40" w:before="0" w:line="312" w:lineRule="auto"/>
+        <w:spacing w:after="50" w:before="0" w:line="312" w:lineRule="auto"/>
         <w:ind w:left="170"/>
         <w:jc w:val="both"/>
       </w:pPr>
@@ -1253,7 +1253,7 @@
     </w:p>
     <w:p>
       <w:pPr>
-        <w:spacing w:after="40" w:before="0" w:line="312" w:lineRule="auto"/>
+        <w:spacing w:after="50" w:before="0" w:line="312" w:lineRule="auto"/>
         <w:ind w:left="170"/>
         <w:jc w:val="both"/>
       </w:pPr>
@@ -1268,7 +1268,7 @@
     </w:p>
     <w:p>
       <w:pPr>
-        <w:spacing w:after="40" w:before="100" w:line="312" w:lineRule="auto"/>
+        <w:spacing w:after="50" w:before="124" w:line="312" w:lineRule="auto"/>
         <w:jc w:val="left"/>
       </w:pPr>
       <w:r>
@@ -1282,7 +1282,7 @@
     </w:p>
     <w:p>
       <w:pPr>
-        <w:spacing w:after="40" w:before="0" w:line="312" w:lineRule="auto"/>
+        <w:spacing w:after="50" w:before="0" w:line="312" w:lineRule="auto"/>
         <w:ind w:left="170"/>
         <w:jc w:val="both"/>
       </w:pPr>
@@ -1297,7 +1297,7 @@
     </w:p>
     <w:p>
       <w:pPr>
-        <w:spacing w:after="40" w:before="0" w:line="312" w:lineRule="auto"/>
+        <w:spacing w:after="50" w:before="0" w:line="312" w:lineRule="auto"/>
         <w:ind w:left="170"/>
         <w:jc w:val="both"/>
       </w:pPr>
@@ -1312,7 +1312,7 @@
     </w:p>
     <w:p>
       <w:pPr>
-        <w:spacing w:after="40" w:before="100" w:line="312" w:lineRule="auto"/>
+        <w:spacing w:after="50" w:before="124" w:line="312" w:lineRule="auto"/>
         <w:jc w:val="left"/>
       </w:pPr>
       <w:r>
@@ -1326,7 +1326,7 @@
     </w:p>
     <w:p>
       <w:pPr>
-        <w:spacing w:after="40" w:before="0" w:line="312" w:lineRule="auto"/>
+        <w:spacing w:after="50" w:before="0" w:line="312" w:lineRule="auto"/>
         <w:ind w:left="170"/>
         <w:jc w:val="both"/>
       </w:pPr>
@@ -1341,7 +1341,7 @@
     </w:p>
     <w:p>
       <w:pPr>
-        <w:spacing w:after="40" w:before="0" w:line="312" w:lineRule="auto"/>
+        <w:spacing w:after="50" w:before="0" w:line="312" w:lineRule="auto"/>
         <w:ind w:left="170"/>
         <w:jc w:val="both"/>
       </w:pPr>
@@ -1356,7 +1356,7 @@
     </w:p>
     <w:p>
       <w:pPr>
-        <w:spacing w:after="40" w:before="100" w:line="312" w:lineRule="auto"/>
+        <w:spacing w:after="50" w:before="124" w:line="312" w:lineRule="auto"/>
         <w:jc w:val="left"/>
       </w:pPr>
       <w:r>
@@ -1370,7 +1370,7 @@
     </w:p>
     <w:p>
       <w:pPr>
-        <w:spacing w:after="40" w:before="0" w:line="312" w:lineRule="auto"/>
+        <w:spacing w:after="50" w:before="0" w:line="312" w:lineRule="auto"/>
         <w:ind w:left="170"/>
         <w:jc w:val="both"/>
       </w:pPr>
@@ -1385,7 +1385,7 @@
     </w:p>
     <w:p>
       <w:pPr>
-        <w:spacing w:after="40" w:before="0" w:line="312" w:lineRule="auto"/>
+        <w:spacing w:after="50" w:before="0" w:line="312" w:lineRule="auto"/>
         <w:ind w:left="170"/>
         <w:jc w:val="both"/>
       </w:pPr>
@@ -1400,7 +1400,7 @@
     </w:p>
     <w:p>
       <w:pPr>
-        <w:spacing w:after="40" w:before="0" w:line="312" w:lineRule="auto"/>
+        <w:spacing w:after="50" w:before="0" w:line="312" w:lineRule="auto"/>
         <w:jc w:val="left"/>
       </w:pPr>
       <w:r>
@@ -1426,7 +1426,7 @@
       </w:tblGrid>
       <w:tr>
         <w:trPr>
-          <w:trHeight w:val="1587" w:hRule="atLeast"/>
+          <w:trHeight w:val="1975" w:hRule="atLeast"/>
         </w:trPr>
         <w:tc>
           <w:tcPr>
@@ -1449,7 +1449,7 @@
               <w:rPr>
                 <w:rFonts w:ascii="Malgun Gothic" w:hAnsi="Malgun Gothic" w:eastAsia="Malgun Gothic" w:cs="Malgun Gothic"/>
                 <w:b w:val="0"/>
-                <w:sz w:val="20"/>
+                <w:sz w:val="19"/>
               </w:rPr>
             </w:r>
           </w:p>
@@ -1458,7 +1458,7 @@
     </w:tbl>
     <w:p>
       <w:pPr>
-        <w:spacing w:after="40" w:before="0" w:line="312" w:lineRule="auto"/>
+        <w:spacing w:after="50" w:before="0" w:line="312" w:lineRule="auto"/>
         <w:jc w:val="left"/>
       </w:pPr>
       <w:r>
@@ -1471,7 +1471,7 @@
     </w:p>
     <w:p>
       <w:pPr>
-        <w:spacing w:after="40" w:before="80" w:line="312" w:lineRule="auto"/>
+        <w:spacing w:after="50" w:before="100" w:line="312" w:lineRule="auto"/>
         <w:jc w:val="left"/>
         <w:pBdr>
           <w:bottom w:val="single" w:sz="6" w:space="2" w:color="C9D2DD"/>
@@ -1513,7 +1513,7 @@
       </w:tblGrid>
       <w:tr>
         <w:trPr>
-          <w:trHeight w:val="510" w:hRule="atLeast"/>
+          <w:trHeight w:val="634" w:hRule="atLeast"/>
         </w:trPr>
         <w:tc>
           <w:tcPr>
@@ -1653,7 +1653,7 @@
       </w:tr>
       <w:tr>
         <w:trPr>
-          <w:trHeight w:val="510" w:hRule="atLeast"/>
+          <w:trHeight w:val="634" w:hRule="atLeast"/>
         </w:trPr>
         <w:tc>
           <w:tcPr>
@@ -1790,7 +1790,7 @@
       </w:tr>
       <w:tr>
         <w:trPr>
-          <w:trHeight w:val="510" w:hRule="atLeast"/>
+          <w:trHeight w:val="634" w:hRule="atLeast"/>
         </w:trPr>
         <w:tc>
           <w:tcPr>
@@ -1930,7 +1930,7 @@
       </w:tr>
       <w:tr>
         <w:trPr>
-          <w:trHeight w:val="510" w:hRule="atLeast"/>
+          <w:trHeight w:val="634" w:hRule="atLeast"/>
         </w:trPr>
         <w:tc>
           <w:tcPr>
@@ -2068,7 +2068,7 @@
     </w:tbl>
     <w:p>
       <w:pPr>
-        <w:spacing w:after="40" w:before="0" w:line="312" w:lineRule="auto"/>
+        <w:spacing w:after="50" w:before="0" w:line="312" w:lineRule="auto"/>
         <w:jc w:val="left"/>
       </w:pPr>
       <w:r>
@@ -2081,7 +2081,7 @@
     </w:p>
     <w:p>
       <w:pPr>
-        <w:spacing w:after="80" w:before="0" w:line="312" w:lineRule="auto"/>
+        <w:spacing w:after="100" w:before="0" w:line="312" w:lineRule="auto"/>
         <w:jc w:val="center"/>
       </w:pPr>
       <w:r>
@@ -2095,7 +2095,7 @@
     </w:p>
     <w:p>
       <w:pPr>
-        <w:spacing w:after="80" w:before="80" w:line="312" w:lineRule="auto"/>
+        <w:spacing w:after="100" w:before="100" w:line="312" w:lineRule="auto"/>
         <w:jc w:val="center"/>
       </w:pPr>
       <w:r>
@@ -2109,7 +2109,7 @@
     </w:p>
     <w:p>
       <w:pPr>
-        <w:spacing w:after="80" w:before="0" w:line="312" w:lineRule="auto"/>
+        <w:spacing w:after="100" w:before="0" w:line="312" w:lineRule="auto"/>
         <w:jc w:val="right"/>
       </w:pPr>
       <w:r>
@@ -2123,7 +2123,7 @@
     </w:p>
     <w:p>
       <w:pPr>
-        <w:spacing w:after="80" w:before="0" w:line="312" w:lineRule="auto"/>
+        <w:spacing w:after="100" w:before="0" w:line="312" w:lineRule="auto"/>
         <w:jc w:val="right"/>
       </w:pPr>
       <w:r>
@@ -2137,7 +2137,7 @@
     </w:p>
     <w:p>
       <w:pPr>
-        <w:spacing w:after="0" w:before="60" w:line="312" w:lineRule="auto"/>
+        <w:spacing w:after="0" w:before="75" w:line="312" w:lineRule="auto"/>
         <w:jc w:val="left"/>
       </w:pPr>
       <w:r>
